--- a/TablesFigures/1996_2025_Experience_Predictor_Comparison.docx
+++ b/TablesFigures/1996_2025_Experience_Predictor_Comparison.docx
@@ -342,7 +342,7 @@
                 <w:szCs w:val="22"/>
                 <w:color w:val="000000"/>
               </w:rPr>
-              <w:t xml:space="preserve">2,731.4</w:t>
+              <w:t xml:space="preserve">2,545.2</w:t>
             </w:r>
           </w:p>
         </w:tc>
@@ -446,7 +446,7 @@
                 <w:szCs w:val="22"/>
                 <w:color w:val="000000"/>
               </w:rPr>
-              <w:t xml:space="preserve">0.971</w:t>
+              <w:t xml:space="preserve">0.981</w:t>
             </w:r>
           </w:p>
         </w:tc>
@@ -556,7 +556,7 @@
                 <w:szCs w:val="22"/>
                 <w:color w:val="000000"/>
               </w:rPr>
-              <w:t xml:space="preserve">2,738.4</w:t>
+              <w:t xml:space="preserve">2,553.1</w:t>
             </w:r>
           </w:p>
         </w:tc>
@@ -608,7 +608,7 @@
                 <w:szCs w:val="22"/>
                 <w:color w:val="000000"/>
               </w:rPr>
-              <w:t xml:space="preserve">7.04</w:t>
+              <w:t xml:space="preserve">7.86</w:t>
             </w:r>
           </w:p>
         </w:tc>
@@ -660,7 +660,7 @@
                 <w:szCs w:val="22"/>
                 <w:color w:val="000000"/>
               </w:rPr>
-              <w:t xml:space="preserve">0.029</w:t>
+              <w:t xml:space="preserve">0.019</w:t>
             </w:r>
           </w:p>
         </w:tc>
@@ -770,7 +770,7 @@
                 <w:szCs w:val="22"/>
                 <w:color w:val="000000"/>
               </w:rPr>
-              <w:t xml:space="preserve">2,751.2</w:t>
+              <w:t xml:space="preserve">2,561.9</w:t>
             </w:r>
           </w:p>
         </w:tc>
@@ -822,7 +822,7 @@
                 <w:szCs w:val="22"/>
                 <w:color w:val="000000"/>
               </w:rPr>
-              <w:t xml:space="preserve">19.89</w:t>
+              <w:t xml:space="preserve">16.69</w:t>
             </w:r>
           </w:p>
         </w:tc>
